--- a/recommendation_template.docx
+++ b/recommendation_template.docx
@@ -227,7 +227,7 @@
           <v:shape id="ole_rId2" o:spid="_x0000_s1026" type="#_x0000_t75" alt="" style="position:absolute;margin-left:103.65pt;margin-top:-188.9pt;width:36.2pt;height:48.8pt;z-index:251658240;visibility:visible;mso-wrap-edited:f;mso-width-percent:0;mso-height-percent:0;mso-wrap-distance-right:0;mso-position-horizontal-relative:text;mso-position-vertical-relative:text;mso-width-percent:0;mso-height-percent:0">
             <v:imagedata r:id="rId7" o:title=""/>
           </v:shape>
-          <o:OLEObject Type="Embed" ProgID="MSPhotoEd.3" ShapeID="ole_rId2" DrawAspect="Content" ObjectID="_1833819589" r:id="rId8"/>
+          <o:OLEObject Type="Embed" ProgID="MSPhotoEd.3" ShapeID="ole_rId2" DrawAspect="Content" ObjectID="_1839649823" r:id="rId8"/>
         </w:object>
       </w:r>
     </w:p>
@@ -1449,27 +1449,9 @@
               <w:rPr>
                 <w:sz w:val="21"/>
                 <w:szCs w:val="21"/>
-                <w:lang w:val="uk-UA"/>
-              </w:rPr>
-              <w:t xml:space="preserve">{{ </w:t>
-            </w:r>
-            <w:proofErr w:type="spellStart"/>
-            <w:r>
-              <w:rPr>
-                <w:sz w:val="21"/>
-                <w:szCs w:val="21"/>
-                <w:lang w:val="uk-UA"/>
-              </w:rPr>
-              <w:t>v_staff</w:t>
-            </w:r>
-            <w:proofErr w:type="spellEnd"/>
-            <w:r>
-              <w:rPr>
-                <w:sz w:val="21"/>
-                <w:szCs w:val="21"/>
-                <w:lang w:val="en-US"/>
-              </w:rPr>
-              <w:t xml:space="preserve"> }}</w:t>
+                <w:lang w:val="en-US"/>
+              </w:rPr>
+              <w:t>04/1925</w:t>
             </w:r>
           </w:p>
         </w:tc>
@@ -2242,9 +2224,41 @@
           <w:bCs/>
           <w:sz w:val="28"/>
           <w:szCs w:val="28"/>
-          <w:lang w:val="uk-UA"/>
-        </w:rPr>
-        <w:t>Олексій ШВЕЦЬ</w:t>
+          <w:lang w:val="en-US"/>
+        </w:rPr>
+        <w:t xml:space="preserve">{{ </w:t>
+      </w:r>
+      <w:proofErr w:type="spellStart"/>
+      <w:r>
+        <w:rPr>
+          <w:b/>
+          <w:bCs/>
+          <w:sz w:val="28"/>
+          <w:szCs w:val="28"/>
+          <w:lang w:val="en-US"/>
+        </w:rPr>
+        <w:t>c</w:t>
+      </w:r>
+      <w:r>
+        <w:rPr>
+          <w:b/>
+          <w:bCs/>
+          <w:sz w:val="28"/>
+          <w:szCs w:val="28"/>
+          <w:lang w:val="en-US"/>
+        </w:rPr>
+        <w:t>eo</w:t>
+      </w:r>
+      <w:proofErr w:type="spellEnd"/>
+      <w:r>
+        <w:rPr>
+          <w:b/>
+          <w:bCs/>
+          <w:sz w:val="28"/>
+          <w:szCs w:val="28"/>
+          <w:lang w:val="en-US"/>
+        </w:rPr>
+        <w:t xml:space="preserve"> }}</w:t>
       </w:r>
     </w:p>
     <w:p>
@@ -2280,16 +2294,18 @@
           <w:szCs w:val="22"/>
           <w:lang w:val="uk-UA"/>
         </w:rPr>
-        <w:t>Іваницький Кіріл</w:t>
-      </w:r>
+        <w:t xml:space="preserve">Вадим </w:t>
+      </w:r>
+      <w:proofErr w:type="spellStart"/>
       <w:r>
         <w:rPr>
           <w:sz w:val="22"/>
           <w:szCs w:val="22"/>
           <w:lang w:val="uk-UA"/>
         </w:rPr>
-        <w:t xml:space="preserve"> 37-61</w:t>
-      </w:r>
+        <w:t>Каганов</w:t>
+      </w:r>
+      <w:proofErr w:type="spellEnd"/>
     </w:p>
     <w:sectPr>
       <w:headerReference w:type="even" r:id="rId9"/>
@@ -3052,7 +3068,6 @@
   <w:style w:type="character" w:default="1" w:styleId="DefaultParagraphFont">
     <w:name w:val="Default Paragraph Font"/>
     <w:uiPriority w:val="1"/>
-    <w:semiHidden/>
     <w:unhideWhenUsed/>
   </w:style>
   <w:style w:type="table" w:default="1" w:styleId="TableNormal">
@@ -3683,7 +3698,6 @@
     <w:pitch w:val="default"/>
   </w:font>
   <w:font w:name="Noto Sans Devanagari">
-    <w:altName w:val="Times New Roman"/>
     <w:panose1 w:val="020B0502040504020204"/>
     <w:charset w:val="00"/>
     <w:family w:val="swiss"/>
@@ -3692,7 +3706,7 @@
   </w:font>
   <w:font w:name="Tahoma">
     <w:panose1 w:val="020B0604030504040204"/>
-    <w:charset w:val="CC"/>
+    <w:charset w:val="00"/>
     <w:family w:val="swiss"/>
     <w:pitch w:val="variable"/>
     <w:sig w:usb0="E1002EFF" w:usb1="C000605B" w:usb2="00000029" w:usb3="00000000" w:csb0="000101FF" w:csb1="00000000"/>
@@ -3707,7 +3721,7 @@
   </w:font>
   <w:font w:name="Cambria">
     <w:panose1 w:val="02040503050406030204"/>
-    <w:charset w:val="CC"/>
+    <w:charset w:val="00"/>
     <w:family w:val="roman"/>
     <w:pitch w:val="variable"/>
     <w:sig w:usb0="E00006FF" w:usb1="420024FF" w:usb2="02000000" w:usb3="00000000" w:csb0="0000019F" w:csb1="00000000"/>
@@ -3717,7 +3731,7 @@
     <w:charset w:val="CC"/>
     <w:family w:val="swiss"/>
     <w:pitch w:val="variable"/>
-    <w:sig w:usb0="E4002EFF" w:usb1="C200247B" w:usb2="00000009" w:usb3="00000000" w:csb0="000001FF" w:csb1="00000000"/>
+    <w:sig w:usb0="E4002EFF" w:usb1="C000247B" w:usb2="00000009" w:usb3="00000000" w:csb0="000001FF" w:csb1="00000000"/>
   </w:font>
 </w:fonts>
 </file>
@@ -3745,6 +3759,7 @@
     <w:rsid w:val="000855BB"/>
     <w:rsid w:val="000C356F"/>
     <w:rsid w:val="000D070C"/>
+    <w:rsid w:val="001107A2"/>
     <w:rsid w:val="00133E16"/>
     <w:rsid w:val="001421AB"/>
     <w:rsid w:val="00183EB3"/>

--- a/recommendation_template.docx
+++ b/recommendation_template.docx
@@ -109,19 +109,11 @@
                 <w:lang w:val="uk-UA"/>
               </w:rPr>
             </w:pPr>
-            <w:proofErr w:type="spellStart"/>
-            <w:r>
-              <w:rPr>
-                <w:lang w:val="uk-UA"/>
-              </w:rPr>
-              <w:t>тел</w:t>
-            </w:r>
-            <w:proofErr w:type="spellEnd"/>
-            <w:r>
-              <w:rPr>
-                <w:lang w:val="uk-UA"/>
-              </w:rPr>
-              <w:t>.(044)364-88-10,</w:t>
+            <w:r>
+              <w:rPr>
+                <w:lang w:val="uk-UA"/>
+              </w:rPr>
+              <w:t>тел.(044)364-88-10,</w:t>
             </w:r>
           </w:p>
           <w:p>
@@ -227,7 +219,7 @@
           <v:shape id="ole_rId2" o:spid="_x0000_s1026" type="#_x0000_t75" alt="" style="position:absolute;margin-left:103.65pt;margin-top:-188.9pt;width:36.2pt;height:48.8pt;z-index:251658240;visibility:visible;mso-wrap-edited:f;mso-width-percent:0;mso-height-percent:0;mso-wrap-distance-right:0;mso-position-horizontal-relative:text;mso-position-vertical-relative:text;mso-width-percent:0;mso-height-percent:0">
             <v:imagedata r:id="rId7" o:title=""/>
           </v:shape>
-          <o:OLEObject Type="Embed" ProgID="MSPhotoEd.3" ShapeID="ole_rId2" DrawAspect="Content" ObjectID="_1839649823" r:id="rId8"/>
+          <o:OLEObject Type="Embed" ProgID="MSPhotoEd.3" ShapeID="ole_rId2" DrawAspect="Content" ObjectID="_1839650998" r:id="rId8"/>
         </w:object>
       </w:r>
     </w:p>
@@ -310,16 +302,15 @@
           <w:szCs w:val="21"/>
           <w:lang w:val="en-US"/>
         </w:rPr>
-        <w:t xml:space="preserve">{{ </w:t>
-      </w:r>
-      <w:proofErr w:type="spellStart"/>
+        <w:t>{{ zvannia</w:t>
+      </w:r>
       <w:r>
         <w:rPr>
           <w:sz w:val="21"/>
           <w:szCs w:val="21"/>
           <w:lang w:val="en-US"/>
         </w:rPr>
-        <w:t>zvannia</w:t>
+        <w:t>_rod</w:t>
       </w:r>
       <w:r>
         <w:rPr>
@@ -327,24 +318,23 @@
           <w:szCs w:val="21"/>
           <w:lang w:val="en-US"/>
         </w:rPr>
-        <w:t>_rod</w:t>
-      </w:r>
-      <w:proofErr w:type="spellEnd"/>
+        <w:t xml:space="preserve"> }}</w:t>
+      </w:r>
+      <w:r>
+        <w:rPr>
+          <w:sz w:val="21"/>
+          <w:szCs w:val="21"/>
+          <w:lang w:val="uk-UA"/>
+        </w:rPr>
+        <w:t xml:space="preserve"> </w:t>
+      </w:r>
       <w:r>
         <w:rPr>
           <w:sz w:val="21"/>
           <w:szCs w:val="21"/>
           <w:lang w:val="en-US"/>
         </w:rPr>
-        <w:t xml:space="preserve"> }}</w:t>
-      </w:r>
-      <w:r>
-        <w:rPr>
-          <w:sz w:val="21"/>
-          <w:szCs w:val="21"/>
-          <w:lang w:val="uk-UA"/>
-        </w:rPr>
-        <w:t xml:space="preserve"> </w:t>
+        <w:t xml:space="preserve">{{ </w:t>
       </w:r>
       <w:r>
         <w:rPr>
@@ -352,18 +342,8 @@
           <w:szCs w:val="21"/>
           <w:lang w:val="en-US"/>
         </w:rPr>
-        <w:t xml:space="preserve">{{ </w:t>
-      </w:r>
-      <w:proofErr w:type="spellStart"/>
-      <w:r>
-        <w:rPr>
-          <w:sz w:val="21"/>
-          <w:szCs w:val="21"/>
-          <w:lang w:val="en-US"/>
-        </w:rPr>
         <w:t>pib_rod</w:t>
       </w:r>
-      <w:proofErr w:type="spellEnd"/>
       <w:r>
         <w:rPr>
           <w:sz w:val="21"/>
@@ -458,33 +438,13 @@
                 <w:lang w:val="en-US"/>
               </w:rPr>
             </w:pPr>
-            <w:proofErr w:type="gramStart"/>
-            <w:r>
-              <w:rPr>
-                <w:sz w:val="21"/>
-                <w:szCs w:val="21"/>
-                <w:lang w:val="en-US"/>
-              </w:rPr>
-              <w:t xml:space="preserve">{{ </w:t>
-            </w:r>
-            <w:proofErr w:type="spellStart"/>
-            <w:r>
-              <w:rPr>
-                <w:sz w:val="21"/>
-                <w:szCs w:val="21"/>
-                <w:lang w:val="en-US"/>
-              </w:rPr>
-              <w:t>pib</w:t>
-            </w:r>
-            <w:proofErr w:type="spellEnd"/>
-            <w:proofErr w:type="gramEnd"/>
-            <w:r>
-              <w:rPr>
-                <w:sz w:val="21"/>
-                <w:szCs w:val="21"/>
-                <w:lang w:val="en-US"/>
-              </w:rPr>
-              <w:t xml:space="preserve"> }}</w:t>
+            <w:r>
+              <w:rPr>
+                <w:sz w:val="21"/>
+                <w:szCs w:val="21"/>
+                <w:lang w:val="en-US"/>
+              </w:rPr>
+              <w:t>{{ pib }}</w:t>
             </w:r>
           </w:p>
         </w:tc>
@@ -526,33 +486,13 @@
                 <w:lang w:val="en-US"/>
               </w:rPr>
             </w:pPr>
-            <w:proofErr w:type="gramStart"/>
-            <w:r>
-              <w:rPr>
-                <w:sz w:val="21"/>
-                <w:szCs w:val="21"/>
-                <w:lang w:val="en-US"/>
-              </w:rPr>
-              <w:t xml:space="preserve">{{ </w:t>
-            </w:r>
-            <w:proofErr w:type="spellStart"/>
-            <w:r>
-              <w:rPr>
-                <w:sz w:val="21"/>
-                <w:szCs w:val="21"/>
-                <w:lang w:val="en-US"/>
-              </w:rPr>
-              <w:t>zvannia</w:t>
-            </w:r>
-            <w:proofErr w:type="spellEnd"/>
-            <w:proofErr w:type="gramEnd"/>
-            <w:r>
-              <w:rPr>
-                <w:sz w:val="21"/>
-                <w:szCs w:val="21"/>
-                <w:lang w:val="en-US"/>
-              </w:rPr>
-              <w:t xml:space="preserve"> }}</w:t>
+            <w:r>
+              <w:rPr>
+                <w:sz w:val="21"/>
+                <w:szCs w:val="21"/>
+                <w:lang w:val="en-US"/>
+              </w:rPr>
+              <w:t>{{ zvannia }}</w:t>
             </w:r>
           </w:p>
         </w:tc>
@@ -594,7 +534,6 @@
                 <w:lang w:val="en-US"/>
               </w:rPr>
             </w:pPr>
-            <w:proofErr w:type="gramStart"/>
             <w:r>
               <w:rPr>
                 <w:sz w:val="21"/>
@@ -603,7 +542,6 @@
               </w:rPr>
               <w:t xml:space="preserve">{{ </w:t>
             </w:r>
-            <w:proofErr w:type="spellStart"/>
             <w:r>
               <w:rPr>
                 <w:sz w:val="21"/>
@@ -612,8 +550,6 @@
               </w:rPr>
               <w:t>rnokpp</w:t>
             </w:r>
-            <w:proofErr w:type="spellEnd"/>
-            <w:proofErr w:type="gramEnd"/>
             <w:r>
               <w:rPr>
                 <w:sz w:val="21"/>
@@ -662,7 +598,6 @@
                 <w:lang w:val="en-US"/>
               </w:rPr>
             </w:pPr>
-            <w:proofErr w:type="gramStart"/>
             <w:r>
               <w:rPr>
                 <w:sz w:val="21"/>
@@ -671,25 +606,14 @@
               </w:rPr>
               <w:t xml:space="preserve">{{ </w:t>
             </w:r>
-            <w:proofErr w:type="spellStart"/>
-            <w:r>
-              <w:rPr>
-                <w:sz w:val="21"/>
-                <w:szCs w:val="21"/>
-                <w:lang w:val="en-US"/>
-              </w:rPr>
-              <w:t>birth</w:t>
-            </w:r>
-            <w:proofErr w:type="gramEnd"/>
-            <w:r>
-              <w:rPr>
-                <w:sz w:val="21"/>
-                <w:szCs w:val="21"/>
-                <w:lang w:val="en-US"/>
-              </w:rPr>
-              <w:t>_date</w:t>
-            </w:r>
-            <w:proofErr w:type="spellEnd"/>
+            <w:r>
+              <w:rPr>
+                <w:sz w:val="21"/>
+                <w:szCs w:val="21"/>
+                <w:lang w:val="en-US"/>
+              </w:rPr>
+              <w:t>birth_date</w:t>
+            </w:r>
             <w:r>
               <w:rPr>
                 <w:sz w:val="21"/>
@@ -739,7 +663,6 @@
                 <w:lang w:val="en-US"/>
               </w:rPr>
             </w:pPr>
-            <w:proofErr w:type="gramStart"/>
             <w:r>
               <w:rPr>
                 <w:sz w:val="21"/>
@@ -756,7 +679,6 @@
               </w:rPr>
               <w:t>education</w:t>
             </w:r>
-            <w:proofErr w:type="gramEnd"/>
             <w:r>
               <w:rPr>
                 <w:sz w:val="21"/>
@@ -805,7 +727,6 @@
                 <w:lang w:val="en-US"/>
               </w:rPr>
             </w:pPr>
-            <w:proofErr w:type="gramStart"/>
             <w:r>
               <w:rPr>
                 <w:sz w:val="21"/>
@@ -814,25 +735,14 @@
               </w:rPr>
               <w:t xml:space="preserve">{{ </w:t>
             </w:r>
-            <w:proofErr w:type="spellStart"/>
-            <w:r>
-              <w:rPr>
-                <w:sz w:val="21"/>
-                <w:szCs w:val="21"/>
-                <w:lang w:val="en-US"/>
-              </w:rPr>
-              <w:t>service</w:t>
-            </w:r>
-            <w:proofErr w:type="gramEnd"/>
-            <w:r>
-              <w:rPr>
-                <w:sz w:val="21"/>
-                <w:szCs w:val="21"/>
-                <w:lang w:val="en-US"/>
-              </w:rPr>
-              <w:t>_start</w:t>
-            </w:r>
-            <w:proofErr w:type="spellEnd"/>
+            <w:r>
+              <w:rPr>
+                <w:sz w:val="21"/>
+                <w:szCs w:val="21"/>
+                <w:lang w:val="en-US"/>
+              </w:rPr>
+              <w:t>service_start</w:t>
+            </w:r>
             <w:r>
               <w:rPr>
                 <w:sz w:val="21"/>
@@ -881,7 +791,6 @@
                 <w:lang w:val="en-US"/>
               </w:rPr>
             </w:pPr>
-            <w:proofErr w:type="gramStart"/>
             <w:r>
               <w:rPr>
                 <w:sz w:val="21"/>
@@ -890,25 +799,14 @@
               </w:rPr>
               <w:t xml:space="preserve">{{ </w:t>
             </w:r>
-            <w:proofErr w:type="spellStart"/>
-            <w:r>
-              <w:rPr>
-                <w:sz w:val="21"/>
-                <w:szCs w:val="21"/>
-                <w:lang w:val="en-US"/>
-              </w:rPr>
-              <w:t>combat</w:t>
-            </w:r>
-            <w:proofErr w:type="gramEnd"/>
-            <w:r>
-              <w:rPr>
-                <w:sz w:val="21"/>
-                <w:szCs w:val="21"/>
-                <w:lang w:val="en-US"/>
-              </w:rPr>
-              <w:t>_history</w:t>
-            </w:r>
-            <w:proofErr w:type="spellEnd"/>
+            <w:r>
+              <w:rPr>
+                <w:sz w:val="21"/>
+                <w:szCs w:val="21"/>
+                <w:lang w:val="en-US"/>
+              </w:rPr>
+              <w:t>combat_history</w:t>
+            </w:r>
             <w:r>
               <w:rPr>
                 <w:sz w:val="21"/>
@@ -1060,7 +958,6 @@
                 <w:lang w:val="en-US"/>
               </w:rPr>
             </w:pPr>
-            <w:proofErr w:type="gramStart"/>
             <w:r>
               <w:rPr>
                 <w:sz w:val="21"/>
@@ -1069,25 +966,14 @@
               </w:rPr>
               <w:t xml:space="preserve">{{ </w:t>
             </w:r>
-            <w:proofErr w:type="spellStart"/>
-            <w:r>
-              <w:rPr>
-                <w:sz w:val="21"/>
-                <w:szCs w:val="21"/>
-                <w:lang w:val="en-US"/>
-              </w:rPr>
-              <w:t>v</w:t>
-            </w:r>
-            <w:proofErr w:type="gramEnd"/>
-            <w:r>
-              <w:rPr>
-                <w:sz w:val="21"/>
-                <w:szCs w:val="21"/>
-                <w:lang w:val="en-US"/>
-              </w:rPr>
-              <w:t>_position</w:t>
-            </w:r>
-            <w:proofErr w:type="spellEnd"/>
+            <w:r>
+              <w:rPr>
+                <w:sz w:val="21"/>
+                <w:szCs w:val="21"/>
+                <w:lang w:val="en-US"/>
+              </w:rPr>
+              <w:t>v_position</w:t>
+            </w:r>
             <w:r>
               <w:rPr>
                 <w:sz w:val="21"/>
@@ -1136,7 +1022,6 @@
                 <w:lang w:val="en-US"/>
               </w:rPr>
             </w:pPr>
-            <w:proofErr w:type="gramStart"/>
             <w:r>
               <w:rPr>
                 <w:sz w:val="21"/>
@@ -1145,25 +1030,14 @@
               </w:rPr>
               <w:t xml:space="preserve">{{ </w:t>
             </w:r>
-            <w:proofErr w:type="spellStart"/>
-            <w:r>
-              <w:rPr>
-                <w:sz w:val="21"/>
-                <w:szCs w:val="21"/>
-                <w:lang w:val="en-US"/>
-              </w:rPr>
-              <w:t>v</w:t>
-            </w:r>
-            <w:proofErr w:type="gramEnd"/>
-            <w:r>
-              <w:rPr>
-                <w:sz w:val="21"/>
-                <w:szCs w:val="21"/>
-                <w:lang w:val="en-US"/>
-              </w:rPr>
-              <w:t>_shpk</w:t>
-            </w:r>
-            <w:proofErr w:type="spellEnd"/>
+            <w:r>
+              <w:rPr>
+                <w:sz w:val="21"/>
+                <w:szCs w:val="21"/>
+                <w:lang w:val="en-US"/>
+              </w:rPr>
+              <w:t>v_shpk</w:t>
+            </w:r>
             <w:r>
               <w:rPr>
                 <w:sz w:val="21"/>
@@ -1212,7 +1086,6 @@
                 <w:lang w:val="uk-UA"/>
               </w:rPr>
             </w:pPr>
-            <w:proofErr w:type="gramStart"/>
             <w:r>
               <w:rPr>
                 <w:sz w:val="21"/>
@@ -1221,25 +1094,14 @@
               </w:rPr>
               <w:t xml:space="preserve">{{ </w:t>
             </w:r>
-            <w:proofErr w:type="spellStart"/>
             <w:r>
               <w:rPr>
                 <w:sz w:val="21"/>
                 <w:szCs w:val="21"/>
                 <w:lang w:val="en-GB"/>
               </w:rPr>
-              <w:t>v</w:t>
-            </w:r>
-            <w:proofErr w:type="gramEnd"/>
-            <w:r>
-              <w:rPr>
-                <w:sz w:val="21"/>
-                <w:szCs w:val="21"/>
-                <w:lang w:val="en-GB"/>
-              </w:rPr>
-              <w:t>_vos</w:t>
-            </w:r>
-            <w:proofErr w:type="spellEnd"/>
+              <w:t>v_vos</w:t>
+            </w:r>
             <w:r>
               <w:rPr>
                 <w:sz w:val="21"/>
@@ -1288,7 +1150,6 @@
                 <w:lang w:val="en-US"/>
               </w:rPr>
             </w:pPr>
-            <w:proofErr w:type="gramStart"/>
             <w:r>
               <w:rPr>
                 <w:sz w:val="21"/>
@@ -1297,25 +1158,14 @@
               </w:rPr>
               <w:t xml:space="preserve">{{ </w:t>
             </w:r>
-            <w:proofErr w:type="spellStart"/>
-            <w:r>
-              <w:rPr>
-                <w:sz w:val="21"/>
-                <w:szCs w:val="21"/>
-                <w:lang w:val="en-US"/>
-              </w:rPr>
-              <w:t>v</w:t>
-            </w:r>
-            <w:proofErr w:type="gramEnd"/>
-            <w:r>
-              <w:rPr>
-                <w:sz w:val="21"/>
-                <w:szCs w:val="21"/>
-                <w:lang w:val="en-US"/>
-              </w:rPr>
-              <w:t>_tarif</w:t>
-            </w:r>
-            <w:proofErr w:type="spellEnd"/>
+            <w:r>
+              <w:rPr>
+                <w:sz w:val="21"/>
+                <w:szCs w:val="21"/>
+                <w:lang w:val="en-US"/>
+              </w:rPr>
+              <w:t>v_tarif</w:t>
+            </w:r>
             <w:r>
               <w:rPr>
                 <w:sz w:val="21"/>
@@ -1364,7 +1214,6 @@
                 <w:lang w:val="en-US"/>
               </w:rPr>
             </w:pPr>
-            <w:proofErr w:type="gramStart"/>
             <w:r>
               <w:rPr>
                 <w:sz w:val="21"/>
@@ -1373,25 +1222,14 @@
               </w:rPr>
               <w:t xml:space="preserve">{{ </w:t>
             </w:r>
-            <w:proofErr w:type="spellStart"/>
-            <w:r>
-              <w:rPr>
-                <w:sz w:val="21"/>
-                <w:szCs w:val="21"/>
-                <w:lang w:val="en-US"/>
-              </w:rPr>
-              <w:t>v</w:t>
-            </w:r>
-            <w:proofErr w:type="gramEnd"/>
-            <w:r>
-              <w:rPr>
-                <w:sz w:val="21"/>
-                <w:szCs w:val="21"/>
-                <w:lang w:val="en-US"/>
-              </w:rPr>
-              <w:t>_salary</w:t>
-            </w:r>
-            <w:proofErr w:type="spellEnd"/>
+            <w:r>
+              <w:rPr>
+                <w:sz w:val="21"/>
+                <w:szCs w:val="21"/>
+                <w:lang w:val="en-US"/>
+              </w:rPr>
+              <w:t>v_salary</w:t>
+            </w:r>
             <w:r>
               <w:rPr>
                 <w:sz w:val="21"/>
@@ -1523,7 +1361,6 @@
                 <w:lang w:val="en-US"/>
               </w:rPr>
             </w:pPr>
-            <w:proofErr w:type="gramStart"/>
             <w:r>
               <w:rPr>
                 <w:sz w:val="21"/>
@@ -1532,25 +1369,14 @@
               </w:rPr>
               <w:t xml:space="preserve">{{ </w:t>
             </w:r>
-            <w:proofErr w:type="spellStart"/>
-            <w:r>
-              <w:rPr>
-                <w:sz w:val="21"/>
-                <w:szCs w:val="21"/>
-                <w:lang w:val="en-US"/>
-              </w:rPr>
-              <w:t>c</w:t>
-            </w:r>
-            <w:proofErr w:type="gramEnd"/>
-            <w:r>
-              <w:rPr>
-                <w:sz w:val="21"/>
-                <w:szCs w:val="21"/>
-                <w:lang w:val="en-US"/>
-              </w:rPr>
-              <w:t>_unit</w:t>
-            </w:r>
-            <w:proofErr w:type="spellEnd"/>
+            <w:r>
+              <w:rPr>
+                <w:sz w:val="21"/>
+                <w:szCs w:val="21"/>
+                <w:lang w:val="en-US"/>
+              </w:rPr>
+              <w:t>c_unit</w:t>
+            </w:r>
             <w:r>
               <w:rPr>
                 <w:sz w:val="21"/>
@@ -1600,7 +1426,6 @@
                 <w:lang w:val="en-US"/>
               </w:rPr>
             </w:pPr>
-            <w:proofErr w:type="gramStart"/>
             <w:r>
               <w:rPr>
                 <w:sz w:val="21"/>
@@ -1609,25 +1434,14 @@
               </w:rPr>
               <w:t xml:space="preserve">{{ </w:t>
             </w:r>
-            <w:proofErr w:type="spellStart"/>
-            <w:r>
-              <w:rPr>
-                <w:sz w:val="21"/>
-                <w:szCs w:val="21"/>
-                <w:lang w:val="en-US"/>
-              </w:rPr>
-              <w:t>c</w:t>
-            </w:r>
-            <w:proofErr w:type="gramEnd"/>
-            <w:r>
-              <w:rPr>
-                <w:sz w:val="21"/>
-                <w:szCs w:val="21"/>
-                <w:lang w:val="en-US"/>
-              </w:rPr>
-              <w:t>_position</w:t>
-            </w:r>
-            <w:proofErr w:type="spellEnd"/>
+            <w:r>
+              <w:rPr>
+                <w:sz w:val="21"/>
+                <w:szCs w:val="21"/>
+                <w:lang w:val="en-US"/>
+              </w:rPr>
+              <w:t>c_position</w:t>
+            </w:r>
             <w:r>
               <w:rPr>
                 <w:sz w:val="21"/>
@@ -1676,7 +1490,6 @@
                 <w:lang w:val="en-US"/>
               </w:rPr>
             </w:pPr>
-            <w:proofErr w:type="gramStart"/>
             <w:r>
               <w:rPr>
                 <w:sz w:val="21"/>
@@ -1685,25 +1498,14 @@
               </w:rPr>
               <w:t xml:space="preserve">{{ </w:t>
             </w:r>
-            <w:proofErr w:type="spellStart"/>
-            <w:r>
-              <w:rPr>
-                <w:sz w:val="21"/>
-                <w:szCs w:val="21"/>
-                <w:lang w:val="en-US"/>
-              </w:rPr>
-              <w:t>c</w:t>
-            </w:r>
-            <w:proofErr w:type="gramEnd"/>
-            <w:r>
-              <w:rPr>
-                <w:sz w:val="21"/>
-                <w:szCs w:val="21"/>
-                <w:lang w:val="en-US"/>
-              </w:rPr>
-              <w:t>_shpk</w:t>
-            </w:r>
-            <w:proofErr w:type="spellEnd"/>
+            <w:r>
+              <w:rPr>
+                <w:sz w:val="21"/>
+                <w:szCs w:val="21"/>
+                <w:lang w:val="en-US"/>
+              </w:rPr>
+              <w:t>c_shpk</w:t>
+            </w:r>
             <w:r>
               <w:rPr>
                 <w:sz w:val="21"/>
@@ -1752,7 +1554,6 @@
                 <w:lang w:val="en-US"/>
               </w:rPr>
             </w:pPr>
-            <w:proofErr w:type="gramStart"/>
             <w:r>
               <w:rPr>
                 <w:sz w:val="21"/>
@@ -1761,25 +1562,14 @@
               </w:rPr>
               <w:t xml:space="preserve">{{ </w:t>
             </w:r>
-            <w:proofErr w:type="spellStart"/>
-            <w:r>
-              <w:rPr>
-                <w:sz w:val="21"/>
-                <w:szCs w:val="21"/>
-                <w:lang w:val="en-US"/>
-              </w:rPr>
-              <w:t>c</w:t>
-            </w:r>
-            <w:proofErr w:type="gramEnd"/>
-            <w:r>
-              <w:rPr>
-                <w:sz w:val="21"/>
-                <w:szCs w:val="21"/>
-                <w:lang w:val="en-US"/>
-              </w:rPr>
-              <w:t>_vos</w:t>
-            </w:r>
-            <w:proofErr w:type="spellEnd"/>
+            <w:r>
+              <w:rPr>
+                <w:sz w:val="21"/>
+                <w:szCs w:val="21"/>
+                <w:lang w:val="en-US"/>
+              </w:rPr>
+              <w:t>c_vos</w:t>
+            </w:r>
             <w:r>
               <w:rPr>
                 <w:sz w:val="21"/>
@@ -1828,7 +1618,6 @@
                 <w:lang w:val="en-US"/>
               </w:rPr>
             </w:pPr>
-            <w:proofErr w:type="gramStart"/>
             <w:r>
               <w:rPr>
                 <w:sz w:val="21"/>
@@ -1837,25 +1626,14 @@
               </w:rPr>
               <w:t xml:space="preserve">{{ </w:t>
             </w:r>
-            <w:proofErr w:type="spellStart"/>
-            <w:r>
-              <w:rPr>
-                <w:sz w:val="21"/>
-                <w:szCs w:val="21"/>
-                <w:lang w:val="en-US"/>
-              </w:rPr>
-              <w:t>c</w:t>
-            </w:r>
-            <w:proofErr w:type="gramEnd"/>
-            <w:r>
-              <w:rPr>
-                <w:sz w:val="21"/>
-                <w:szCs w:val="21"/>
-                <w:lang w:val="en-US"/>
-              </w:rPr>
-              <w:t>_tarif</w:t>
-            </w:r>
-            <w:proofErr w:type="spellEnd"/>
+            <w:r>
+              <w:rPr>
+                <w:sz w:val="21"/>
+                <w:szCs w:val="21"/>
+                <w:lang w:val="en-US"/>
+              </w:rPr>
+              <w:t>c_tarif</w:t>
+            </w:r>
             <w:r>
               <w:rPr>
                 <w:sz w:val="21"/>
@@ -1912,7 +1690,6 @@
               </w:rPr>
               <w:t xml:space="preserve">{{ </w:t>
             </w:r>
-            <w:proofErr w:type="spellStart"/>
             <w:r>
               <w:rPr>
                 <w:sz w:val="21"/>
@@ -1921,7 +1698,6 @@
               </w:rPr>
               <w:t>c_salary</w:t>
             </w:r>
-            <w:proofErr w:type="spellEnd"/>
             <w:r>
               <w:rPr>
                 <w:sz w:val="21"/>
@@ -1966,16 +1742,15 @@
           <w:szCs w:val="21"/>
           <w:lang w:val="en-US"/>
         </w:rPr>
-        <w:t xml:space="preserve">{{ </w:t>
-      </w:r>
-      <w:proofErr w:type="spellStart"/>
+        <w:t>{{ zvannia</w:t>
+      </w:r>
       <w:r>
         <w:rPr>
           <w:sz w:val="21"/>
           <w:szCs w:val="21"/>
           <w:lang w:val="en-US"/>
         </w:rPr>
-        <w:t>zvannia</w:t>
+        <w:t>_rod</w:t>
       </w:r>
       <w:r>
         <w:rPr>
@@ -1983,24 +1758,23 @@
           <w:szCs w:val="21"/>
           <w:lang w:val="en-US"/>
         </w:rPr>
-        <w:t>_rod</w:t>
-      </w:r>
-      <w:proofErr w:type="spellEnd"/>
+        <w:t xml:space="preserve"> }}</w:t>
+      </w:r>
+      <w:r>
+        <w:rPr>
+          <w:sz w:val="21"/>
+          <w:szCs w:val="21"/>
+          <w:lang w:val="uk-UA"/>
+        </w:rPr>
+        <w:t xml:space="preserve"> </w:t>
+      </w:r>
       <w:r>
         <w:rPr>
           <w:sz w:val="21"/>
           <w:szCs w:val="21"/>
           <w:lang w:val="en-US"/>
         </w:rPr>
-        <w:t xml:space="preserve"> }}</w:t>
-      </w:r>
-      <w:r>
-        <w:rPr>
-          <w:sz w:val="21"/>
-          <w:szCs w:val="21"/>
-          <w:lang w:val="uk-UA"/>
-        </w:rPr>
-        <w:t xml:space="preserve"> </w:t>
+        <w:t xml:space="preserve">{{ </w:t>
       </w:r>
       <w:r>
         <w:rPr>
@@ -2008,18 +1782,8 @@
           <w:szCs w:val="21"/>
           <w:lang w:val="en-US"/>
         </w:rPr>
-        <w:t xml:space="preserve">{{ </w:t>
-      </w:r>
-      <w:proofErr w:type="spellStart"/>
-      <w:r>
-        <w:rPr>
-          <w:sz w:val="21"/>
-          <w:szCs w:val="21"/>
-          <w:lang w:val="en-US"/>
-        </w:rPr>
         <w:t>pib_rod</w:t>
       </w:r>
-      <w:proofErr w:type="spellEnd"/>
       <w:r>
         <w:rPr>
           <w:sz w:val="21"/>
@@ -2204,9 +1968,9 @@
           <w:bCs/>
           <w:sz w:val="28"/>
           <w:szCs w:val="28"/>
-          <w:lang w:val="uk-UA"/>
-        </w:rPr>
-        <w:t>полковник</w:t>
+          <w:lang w:val="en-US"/>
+        </w:rPr>
+        <w:t>{{ position }}</w:t>
       </w:r>
       <w:r>
         <w:rPr>
@@ -2226,9 +1990,8 @@
           <w:szCs w:val="28"/>
           <w:lang w:val="en-US"/>
         </w:rPr>
-        <w:t xml:space="preserve">{{ </w:t>
-      </w:r>
-      <w:proofErr w:type="spellStart"/>
+        <w:t>{{ c</w:t>
+      </w:r>
       <w:r>
         <w:rPr>
           <w:b/>
@@ -2237,19 +2000,8 @@
           <w:szCs w:val="28"/>
           <w:lang w:val="en-US"/>
         </w:rPr>
-        <w:t>c</w:t>
-      </w:r>
-      <w:r>
-        <w:rPr>
-          <w:b/>
-          <w:bCs/>
-          <w:sz w:val="28"/>
-          <w:szCs w:val="28"/>
-          <w:lang w:val="en-US"/>
-        </w:rPr>
         <w:t>eo</w:t>
       </w:r>
-      <w:proofErr w:type="spellEnd"/>
       <w:r>
         <w:rPr>
           <w:b/>
@@ -2294,18 +2046,8 @@
           <w:szCs w:val="22"/>
           <w:lang w:val="uk-UA"/>
         </w:rPr>
-        <w:t xml:space="preserve">Вадим </w:t>
-      </w:r>
-      <w:proofErr w:type="spellStart"/>
-      <w:r>
-        <w:rPr>
-          <w:sz w:val="22"/>
-          <w:szCs w:val="22"/>
-          <w:lang w:val="uk-UA"/>
-        </w:rPr>
-        <w:t>Каганов</w:t>
-      </w:r>
-      <w:proofErr w:type="spellEnd"/>
+        <w:t>Вадим Каганов</w:t>
+      </w:r>
     </w:p>
     <w:sectPr>
       <w:headerReference w:type="even" r:id="rId9"/>
@@ -3068,6 +2810,7 @@
   <w:style w:type="character" w:default="1" w:styleId="DefaultParagraphFont">
     <w:name w:val="Default Paragraph Font"/>
     <w:uiPriority w:val="1"/>
+    <w:semiHidden/>
     <w:unhideWhenUsed/>
   </w:style>
   <w:style w:type="table" w:default="1" w:styleId="TableNormal">
@@ -3821,6 +3564,7 @@
     <w:rsid w:val="00F87137"/>
     <w:rsid w:val="00F9101B"/>
     <w:rsid w:val="00F94EC4"/>
+    <w:rsid w:val="00F964D4"/>
   </w:rsids>
   <m:mathPr>
     <m:mathFont m:val="Cambria Math"/>
